--- a/docs/validation/V13_Cohort_Census.docx
+++ b/docs/validation/V13_Cohort_Census.docx
@@ -3495,7 +3495,7 @@
                 <w:sz w:val="19"/>
                 <w:szCs w:val="19"/>
               </w:rPr>
-              <w:t xml:space="preserve">Items in DimItem with no movement, or sql/06 not re-run</w:t>
+              <w:t xml:space="preserve">sql/06 not re-run, or DimItem holds items that never moved</w:t>
             </w:r>
           </w:p>
         </w:tc>
@@ -3521,7 +3521,7 @@
                 <w:sz w:val="19"/>
                 <w:szCs w:val="19"/>
               </w:rPr>
-              <w:t xml:space="preserve">Run V12; items that never moved have no cohort by design — record how many</w:t>
+              <w:t xml:space="preserve">Run V12. Items that never moved have no cohort year, so the check fails as written — the criterion counts every DimItem row. Either stop sql/04 loading items with no movement, or change the criterion in document 02 §9 first. Do not pass it by explanation.</w:t>
             </w:r>
           </w:p>
         </w:tc>
